--- a/MarcosCosta_2026141665 DinisTeixeira_2026138748-DPJ3.docx
+++ b/MarcosCosta_2026141665 DinisTeixeira_2026138748-DPJ3.docx
@@ -981,11 +981,9 @@
       <w:r>
         <w:t>script:” IDamageable</w:t>
       </w:r>
-      <w:proofErr w:type="gramStart"/>
       <w:r>
         <w:t>”.</w:t>
       </w:r>
-      <w:proofErr w:type="gramEnd"/>
     </w:p>
     <w:p>
       <w:r>
@@ -994,13 +992,8 @@
     </w:p>
     <w:p>
       <w:r>
-        <w:t>void TakeDamage(float amount</w:t>
-      </w:r>
-      <w:proofErr w:type="gramStart"/>
-      <w:r>
-        <w:t>);</w:t>
-      </w:r>
-      <w:proofErr w:type="gramEnd"/>
+        <w:t>void TakeDamage(float amount);</w:t>
+      </w:r>
     </w:p>
     <w:p>
       <w:r>
@@ -1027,13 +1020,8 @@
       </w:r>
       <w:proofErr w:type="spellEnd"/>
       <w:r>
-        <w:t xml:space="preserve"> -= </w:t>
-      </w:r>
-      <w:proofErr w:type="gramStart"/>
-      <w:r>
-        <w:t>amount;</w:t>
-      </w:r>
-      <w:proofErr w:type="gramEnd"/>
+        <w:t xml:space="preserve"> -= amount;</w:t>
+      </w:r>
     </w:p>
     <w:p>
       <w:r>
@@ -1063,13 +1051,8 @@
       </w:r>
       <w:proofErr w:type="spellEnd"/>
       <w:r>
-        <w:t>(</w:t>
-      </w:r>
-      <w:proofErr w:type="gramStart"/>
-      <w:r>
-        <w:t>);</w:t>
-      </w:r>
-      <w:proofErr w:type="gramEnd"/>
+        <w:t>();</w:t>
+      </w:r>
     </w:p>
     <w:p>
       <w:r>
@@ -1121,13 +1104,19 @@
     </w:p>
     <w:p>
       <w:r>
-        <w:t xml:space="preserve">Now inside the script “PlayerHealth” </w:t>
-      </w:r>
-      <w:proofErr w:type="gramStart"/>
-      <w:r>
-        <w:t>its</w:t>
-      </w:r>
-      <w:proofErr w:type="gramEnd"/>
+        <w:t>Now inside the script “</w:t>
+      </w:r>
+      <w:proofErr w:type="spellStart"/>
+      <w:r>
+        <w:t>PlayerHealth</w:t>
+      </w:r>
+      <w:proofErr w:type="spellEnd"/>
+      <w:r>
+        <w:t xml:space="preserve">” </w:t>
+      </w:r>
+      <w:r>
+        <w:t>it’s</w:t>
+      </w:r>
       <w:r>
         <w:t xml:space="preserve"> required to create a private variable “</w:t>
       </w:r>
@@ -1148,10 +1137,17 @@
       </w:r>
       <w:proofErr w:type="spellEnd"/>
       <w:r>
-        <w:t xml:space="preserve">] private PlayerStats </w:t>
-      </w:r>
-      <w:proofErr w:type="spellStart"/>
-      <w:proofErr w:type="gramStart"/>
+        <w:t xml:space="preserve">] private </w:t>
+      </w:r>
+      <w:proofErr w:type="spellStart"/>
+      <w:r>
+        <w:t>PlayerStats</w:t>
+      </w:r>
+      <w:proofErr w:type="spellEnd"/>
+      <w:r>
+        <w:t xml:space="preserve"> </w:t>
+      </w:r>
+      <w:proofErr w:type="spellStart"/>
       <w:r>
         <w:t>playerStats</w:t>
       </w:r>
@@ -1159,19 +1155,10 @@
       <w:r>
         <w:t>;</w:t>
       </w:r>
-      <w:proofErr w:type="gramEnd"/>
-    </w:p>
-    <w:p>
-      <w:r>
-        <w:t xml:space="preserve">Inside the method “TakeDamage” we made the “amount” </w:t>
-      </w:r>
-      <w:proofErr w:type="gramStart"/>
-      <w:r>
-        <w:t>be subtracted</w:t>
-      </w:r>
-      <w:proofErr w:type="gramEnd"/>
-      <w:r>
-        <w:t xml:space="preserve"> to the health on </w:t>
+    </w:p>
+    <w:p>
+      <w:r>
+        <w:t xml:space="preserve">Inside the method “TakeDamage” we made the “amount” be subtracted to the health on </w:t>
       </w:r>
       <w:proofErr w:type="spellStart"/>
       <w:r>
@@ -1187,36 +1174,19 @@
       </w:r>
       <w:proofErr w:type="spellEnd"/>
       <w:r>
-        <w:t xml:space="preserve"> -= </w:t>
-      </w:r>
-      <w:proofErr w:type="gramStart"/>
-      <w:r>
-        <w:t>amount;</w:t>
-      </w:r>
-      <w:proofErr w:type="gramEnd"/>
-    </w:p>
-    <w:p>
-      <w:proofErr w:type="gramStart"/>
-      <w:r>
-        <w:t>Also</w:t>
-      </w:r>
-      <w:proofErr w:type="gramEnd"/>
-      <w:r>
-        <w:t xml:space="preserve"> inside this method we created a verification “if” that verifies if the current health is smaller or equal than </w:t>
-      </w:r>
-      <w:proofErr w:type="gramStart"/>
-      <w:r>
-        <w:t>0</w:t>
-      </w:r>
-      <w:proofErr w:type="gramEnd"/>
-      <w:r>
-        <w:t xml:space="preserve"> and if </w:t>
-      </w:r>
-      <w:proofErr w:type="gramStart"/>
-      <w:r>
-        <w:t>yes</w:t>
-      </w:r>
-      <w:proofErr w:type="gramEnd"/>
+        <w:t xml:space="preserve"> -= amount;</w:t>
+      </w:r>
+    </w:p>
+    <w:p>
+      <w:r>
+        <w:t>Also,</w:t>
+      </w:r>
+      <w:r>
+        <w:t xml:space="preserve"> inside this method we created a verification “if” that verifies if the current health is smaller or equal than 0 and if </w:t>
+      </w:r>
+      <w:r>
+        <w:t>yes,</w:t>
+      </w:r>
       <w:r>
         <w:t xml:space="preserve"> it calls the method “</w:t>
       </w:r>
@@ -1257,13 +1227,8 @@
       </w:r>
       <w:proofErr w:type="spellEnd"/>
       <w:r>
-        <w:t>(</w:t>
-      </w:r>
-      <w:proofErr w:type="gramStart"/>
-      <w:r>
-        <w:t>);</w:t>
-      </w:r>
-      <w:proofErr w:type="gramEnd"/>
+        <w:t>();</w:t>
+      </w:r>
     </w:p>
     <w:p>
       <w:r>
@@ -1318,23 +1283,13 @@
       </w:r>
       <w:proofErr w:type="spellEnd"/>
       <w:r>
-        <w:t>"</w:t>
-      </w:r>
-      <w:proofErr w:type="gramStart"/>
-      <w:r>
-        <w:t>);</w:t>
-      </w:r>
-      <w:proofErr w:type="gramEnd"/>
-    </w:p>
-    <w:p>
-      <w:r>
-        <w:t xml:space="preserve">That prints the message written above on the </w:t>
-      </w:r>
-      <w:proofErr w:type="gramStart"/>
-      <w:r>
-        <w:t>console</w:t>
-      </w:r>
-      <w:proofErr w:type="gramEnd"/>
+        <w:t>");</w:t>
+      </w:r>
+    </w:p>
+    <w:p>
+      <w:r>
+        <w:t>That prints the message written above on the console</w:t>
+      </w:r>
     </w:p>
     <w:p>
       <w:r>
@@ -1369,13 +1324,8 @@
     </w:p>
     <w:p>
       <w:r>
-        <w:t>TakeDamage(1f</w:t>
-      </w:r>
-      <w:proofErr w:type="gramStart"/>
-      <w:r>
-        <w:t>);</w:t>
-      </w:r>
-      <w:proofErr w:type="gramEnd"/>
+        <w:t>TakeDamage(1f);</w:t>
+      </w:r>
     </w:p>
     <w:p>
       <w:r>
@@ -1407,7 +1357,15 @@
       </w:r>
       <w:proofErr w:type="spellEnd"/>
       <w:r>
-        <w:t xml:space="preserve"> and PlayerHealth components to the player </w:t>
+        <w:t xml:space="preserve"> and </w:t>
+      </w:r>
+      <w:proofErr w:type="spellStart"/>
+      <w:r>
+        <w:t>PlayerHealth</w:t>
+      </w:r>
+      <w:proofErr w:type="spellEnd"/>
+      <w:r>
+        <w:t xml:space="preserve"> components to the player </w:t>
       </w:r>
       <w:proofErr w:type="spellStart"/>
       <w:r>
@@ -1415,7 +1373,26 @@
       </w:r>
       <w:proofErr w:type="spellEnd"/>
       <w:r>
-        <w:t xml:space="preserve">, and associated the ScriptableObject to “PlayerHealth”  using </w:t>
+        <w:t xml:space="preserve">, and associated the </w:t>
+      </w:r>
+      <w:proofErr w:type="spellStart"/>
+      <w:r>
+        <w:t>ScriptableObject</w:t>
+      </w:r>
+      <w:proofErr w:type="spellEnd"/>
+      <w:r>
+        <w:t xml:space="preserve"> to “</w:t>
+      </w:r>
+      <w:proofErr w:type="spellStart"/>
+      <w:r>
+        <w:t>PlayerHealth</w:t>
+      </w:r>
+      <w:proofErr w:type="spellEnd"/>
+      <w:r>
+        <w:t>” using</w:t>
+      </w:r>
+      <w:r>
+        <w:t xml:space="preserve"> </w:t>
       </w:r>
       <w:r>
         <w:t>[</w:t>
@@ -1426,10 +1403,17 @@
       </w:r>
       <w:proofErr w:type="spellEnd"/>
       <w:r>
-        <w:t xml:space="preserve">] private PlayerStats </w:t>
-      </w:r>
-      <w:proofErr w:type="spellStart"/>
-      <w:proofErr w:type="gramStart"/>
+        <w:t xml:space="preserve">] private </w:t>
+      </w:r>
+      <w:proofErr w:type="spellStart"/>
+      <w:r>
+        <w:t>PlayerStats</w:t>
+      </w:r>
+      <w:proofErr w:type="spellEnd"/>
+      <w:r>
+        <w:t xml:space="preserve"> </w:t>
+      </w:r>
+      <w:proofErr w:type="spellStart"/>
       <w:r>
         <w:t>playerStats</w:t>
       </w:r>
@@ -1437,33 +1421,17 @@
       <w:r>
         <w:t>;</w:t>
       </w:r>
-      <w:proofErr w:type="gramEnd"/>
-    </w:p>
-    <w:p>
-      <w:r>
-        <w:t xml:space="preserve">Then we started to </w:t>
-      </w:r>
-      <w:proofErr w:type="gramStart"/>
-      <w:r>
-        <w:t>test</w:t>
-      </w:r>
-      <w:proofErr w:type="gramEnd"/>
-      <w:r>
-        <w:t xml:space="preserve"> all </w:t>
-      </w:r>
-      <w:proofErr w:type="gramStart"/>
-      <w:r>
-        <w:t>this</w:t>
-      </w:r>
-      <w:proofErr w:type="gramEnd"/>
-      <w:r>
-        <w:t xml:space="preserve"> scripts. Making sure we were on play mode selected the ScriptableObject “PlayerStats” and pressed “P</w:t>
-      </w:r>
-      <w:proofErr w:type="gramStart"/>
-      <w:r>
-        <w:t>”.</w:t>
-      </w:r>
-      <w:proofErr w:type="gramEnd"/>
+    </w:p>
+    <w:p>
+      <w:r>
+        <w:t xml:space="preserve">Then we started to test all </w:t>
+      </w:r>
+      <w:r>
+        <w:t>these</w:t>
+      </w:r>
+      <w:r>
+        <w:t xml:space="preserve"> scripts. Making sure we were on play mode selected the ScriptableObject “PlayerStats” and pressed “P”.</w:t>
+      </w:r>
     </w:p>
     <w:p/>
     <w:p>
@@ -1493,37 +1461,7 @@
       </w:r>
       <w:proofErr w:type="spellEnd"/>
       <w:r>
-        <w:t xml:space="preserve">”, this animation consists of </w:t>
-      </w:r>
-      <w:proofErr w:type="gramStart"/>
-      <w:r>
-        <w:t>1</w:t>
-      </w:r>
-      <w:proofErr w:type="gramEnd"/>
-      <w:r>
-        <w:t xml:space="preserve"> keyframe on the frame </w:t>
-      </w:r>
-      <w:proofErr w:type="gramStart"/>
-      <w:r>
-        <w:t>0</w:t>
-      </w:r>
-      <w:proofErr w:type="gramEnd"/>
-      <w:r>
-        <w:t xml:space="preserve"> with the sprite of the </w:t>
-      </w:r>
-      <w:r>
-        <w:t>dead</w:t>
-      </w:r>
-      <w:r>
-        <w:t xml:space="preserve"> </w:t>
-      </w:r>
-      <w:proofErr w:type="gramStart"/>
-      <w:r>
-        <w:t>character</w:t>
-      </w:r>
-      <w:proofErr w:type="gramEnd"/>
-      <w:r>
-        <w:t xml:space="preserve"> </w:t>
+        <w:t xml:space="preserve">”, this animation consists of 1 keyframe on the frame 0 with the sprite of the dead character </w:t>
       </w:r>
     </w:p>
     <w:p>
@@ -1531,15 +1469,7 @@
         <w:t xml:space="preserve">We created a transition from “Any State” to the </w:t>
       </w:r>
       <w:r>
-        <w:t>animation block “</w:t>
-      </w:r>
-      <w:proofErr w:type="gramStart"/>
-      <w:r>
-        <w:t>Dead</w:t>
-      </w:r>
-      <w:proofErr w:type="gramEnd"/>
-      <w:r>
-        <w:t>”</w:t>
+        <w:t>animation block “Dead”</w:t>
       </w:r>
     </w:p>
     <w:p>
@@ -1549,15 +1479,7 @@
     </w:p>
     <w:p>
       <w:r>
-        <w:t xml:space="preserve">Making sure “Has Exit Time” and “Fixed Duration” is unmarked, Transition Duration also on </w:t>
-      </w:r>
-      <w:proofErr w:type="gramStart"/>
-      <w:r>
-        <w:t>0</w:t>
-      </w:r>
-      <w:proofErr w:type="gramEnd"/>
-      <w:r>
-        <w:t xml:space="preserve"> and adding a trigger “Dead” as a condition.</w:t>
+        <w:t>Making sure “Has Exit Time” and “Fixed Duration” is unmarked, Transition Duration also on 0 and adding a trigger “Dead” as a condition.</w:t>
       </w:r>
     </w:p>
     <w:p>
@@ -1611,13 +1533,8 @@
       </w:r>
       <w:proofErr w:type="spellEnd"/>
       <w:r>
-        <w:t>”</w:t>
-      </w:r>
-      <w:proofErr w:type="gramStart"/>
-      <w:r>
-        <w:t>);</w:t>
-      </w:r>
-      <w:proofErr w:type="gramEnd"/>
+        <w:t>”);</w:t>
+      </w:r>
     </w:p>
     <w:p>
       <w:r>
@@ -1653,13 +1570,8 @@
       </w:r>
       <w:proofErr w:type="spellEnd"/>
       <w:r>
-        <w:t>”</w:t>
-      </w:r>
-      <w:proofErr w:type="gramStart"/>
-      <w:r>
-        <w:t>);</w:t>
-      </w:r>
-      <w:proofErr w:type="gramEnd"/>
+        <w:t>”);</w:t>
+      </w:r>
     </w:p>
     <w:p>
       <w:r>
@@ -1679,13 +1591,8 @@
       </w:r>
       <w:proofErr w:type="spellEnd"/>
       <w:r>
-        <w:t>(“Moving”</w:t>
-      </w:r>
-      <w:proofErr w:type="gramStart"/>
-      <w:r>
-        <w:t>);</w:t>
-      </w:r>
-      <w:proofErr w:type="gramEnd"/>
+        <w:t>(“Moving”);</w:t>
+      </w:r>
     </w:p>
     <w:p>
       <w:r>
@@ -1705,20 +1612,14 @@
       </w:r>
       <w:proofErr w:type="spellEnd"/>
       <w:r>
-        <w:t>(“Dead”</w:t>
-      </w:r>
-      <w:proofErr w:type="gramStart"/>
-      <w:r>
-        <w:t>);</w:t>
-      </w:r>
-      <w:proofErr w:type="gramEnd"/>
+        <w:t>(“Dead”);</w:t>
+      </w:r>
     </w:p>
     <w:p>
       <w:r>
         <w:t xml:space="preserve">private Animator </w:t>
       </w:r>
       <w:proofErr w:type="spellStart"/>
-      <w:proofErr w:type="gramStart"/>
       <w:r>
         <w:t>animator</w:t>
       </w:r>
@@ -1726,7 +1627,6 @@
       <w:r>
         <w:t>;</w:t>
       </w:r>
-      <w:proofErr w:type="gramEnd"/>
     </w:p>
     <w:p>
       <w:r>
@@ -1761,124 +1661,217 @@
         </w:rPr>
       </w:pPr>
       <w:bookmarkStart w:id="3" w:name="_Toc242440586"/>
-      <w:proofErr w:type="spellStart"/>
       <w:r>
         <w:rPr>
           <w:rFonts w:asciiTheme="minorHAnsi" w:eastAsiaTheme="minorHAnsi" w:hAnsiTheme="minorHAnsi" w:cstheme="minorBidi"/>
           <w:color w:val="auto"/>
           <w:sz w:val="24"/>
           <w:szCs w:val="24"/>
-          <w:lang w:val="pt-PT"/>
-        </w:rPr>
-        <w:t>animator</w:t>
-      </w:r>
-      <w:proofErr w:type="spellEnd"/>
+        </w:rPr>
+        <w:t xml:space="preserve">animator = </w:t>
+      </w:r>
+      <w:proofErr w:type="spellStart"/>
       <w:r>
         <w:rPr>
           <w:rFonts w:asciiTheme="minorHAnsi" w:eastAsiaTheme="minorHAnsi" w:hAnsiTheme="minorHAnsi" w:cstheme="minorBidi"/>
           <w:color w:val="auto"/>
           <w:sz w:val="24"/>
           <w:szCs w:val="24"/>
-          <w:lang w:val="pt-PT"/>
-        </w:rPr>
-        <w:t xml:space="preserve"> = </w:t>
-      </w:r>
-      <w:proofErr w:type="spellStart"/>
+        </w:rPr>
+        <w:t>GetComponent</w:t>
+      </w:r>
+      <w:proofErr w:type="spellEnd"/>
       <w:r>
         <w:rPr>
           <w:rFonts w:asciiTheme="minorHAnsi" w:eastAsiaTheme="minorHAnsi" w:hAnsiTheme="minorHAnsi" w:cstheme="minorBidi"/>
           <w:color w:val="auto"/>
           <w:sz w:val="24"/>
           <w:szCs w:val="24"/>
-          <w:lang w:val="pt-PT"/>
-        </w:rPr>
-        <w:t>GetComponent</w:t>
-      </w:r>
-      <w:proofErr w:type="spellEnd"/>
+        </w:rPr>
+        <w:t>&lt;Animator&gt;();</w:t>
+      </w:r>
       <w:r>
         <w:rPr>
           <w:rFonts w:asciiTheme="minorHAnsi" w:eastAsiaTheme="minorHAnsi" w:hAnsiTheme="minorHAnsi" w:cstheme="minorBidi"/>
           <w:color w:val="auto"/>
           <w:sz w:val="24"/>
           <w:szCs w:val="24"/>
-          <w:lang w:val="pt-PT"/>
-        </w:rPr>
-        <w:t>&lt;</w:t>
-      </w:r>
-      <w:proofErr w:type="spellStart"/>
-      <w:r>
-        <w:rPr>
-          <w:rFonts w:asciiTheme="minorHAnsi" w:eastAsiaTheme="minorHAnsi" w:hAnsiTheme="minorHAnsi" w:cstheme="minorBidi"/>
-          <w:color w:val="auto"/>
-          <w:sz w:val="24"/>
-          <w:szCs w:val="24"/>
-          <w:lang w:val="pt-PT"/>
-        </w:rPr>
-        <w:t>Animator</w:t>
-      </w:r>
-      <w:proofErr w:type="spellEnd"/>
-      <w:proofErr w:type="gramStart"/>
-      <w:r>
-        <w:rPr>
-          <w:rFonts w:asciiTheme="minorHAnsi" w:eastAsiaTheme="minorHAnsi" w:hAnsiTheme="minorHAnsi" w:cstheme="minorBidi"/>
-          <w:color w:val="auto"/>
-          <w:sz w:val="24"/>
-          <w:szCs w:val="24"/>
-          <w:lang w:val="pt-PT"/>
-        </w:rPr>
-        <w:t>&gt;(</w:t>
-      </w:r>
-      <w:proofErr w:type="gramEnd"/>
-      <w:r>
-        <w:rPr>
-          <w:rFonts w:asciiTheme="minorHAnsi" w:eastAsiaTheme="minorHAnsi" w:hAnsiTheme="minorHAnsi" w:cstheme="minorBidi"/>
-          <w:color w:val="auto"/>
-          <w:sz w:val="24"/>
-          <w:szCs w:val="24"/>
-          <w:lang w:val="pt-PT"/>
-        </w:rPr>
+        </w:rPr>
+        <w:t xml:space="preserve"> </w:t>
+      </w:r>
+    </w:p>
+    <w:p>
+      <w:r>
+        <w:t>We Created the method “</w:t>
+      </w:r>
+      <w:proofErr w:type="spellStart"/>
+      <w:r>
+        <w:t>SetDeadAnimation</w:t>
+      </w:r>
+      <w:proofErr w:type="spellEnd"/>
+      <w:r>
+        <w:t>()”:</w:t>
+      </w:r>
+    </w:p>
+    <w:p>
+      <w:r>
+        <w:t xml:space="preserve">public void </w:t>
+      </w:r>
+      <w:proofErr w:type="spellStart"/>
+      <w:r>
+        <w:t>SetDeadAnimation</w:t>
+      </w:r>
+      <w:proofErr w:type="spellEnd"/>
+      <w:r>
+        <w:t>()</w:t>
+      </w:r>
+    </w:p>
+    <w:p>
+      <w:r>
+        <w:t>{</w:t>
+      </w:r>
+    </w:p>
+    <w:p>
+      <w:r>
+        <w:t xml:space="preserve">    </w:t>
+      </w:r>
+      <w:proofErr w:type="spellStart"/>
+      <w:r>
+        <w:t>animator.SetTrigger</w:t>
+      </w:r>
+      <w:proofErr w:type="spellEnd"/>
+      <w:r>
+        <w:t>(dead);</w:t>
+      </w:r>
+    </w:p>
+    <w:p>
+      <w:r>
+        <w:t>}</w:t>
+      </w:r>
+    </w:p>
+    <w:p/>
+    <w:p>
+      <w:r>
+        <w:t>And using the same l</w:t>
+      </w:r>
+      <w:r>
+        <w:t>ogic we added the method “</w:t>
+      </w:r>
+      <w:proofErr w:type="spellStart"/>
+      <w:r>
+        <w:t>SetMoveBoolTransition</w:t>
+      </w:r>
+      <w:proofErr w:type="spellEnd"/>
+      <w:r>
+        <w:t>()”:</w:t>
+      </w:r>
+    </w:p>
+    <w:p>
+      <w:r>
+        <w:t xml:space="preserve">public void </w:t>
+      </w:r>
+      <w:proofErr w:type="spellStart"/>
+      <w:r>
+        <w:t>SetMoveBoolTransition</w:t>
+      </w:r>
+      <w:proofErr w:type="spellEnd"/>
+      <w:r>
+        <w:t>(</w:t>
+      </w:r>
+      <w:proofErr w:type="spellStart"/>
+      <w:r>
+        <w:t>bool</w:t>
+      </w:r>
+      <w:proofErr w:type="spellEnd"/>
+      <w:r>
+        <w:t xml:space="preserve"> value)</w:t>
+      </w:r>
+    </w:p>
+    <w:p>
+      <w:r>
+        <w:t>{</w:t>
+      </w:r>
+    </w:p>
+    <w:p>
+      <w:r>
+        <w:t xml:space="preserve">    </w:t>
+      </w:r>
+      <w:proofErr w:type="spellStart"/>
+      <w:r>
+        <w:t>animator.SetBool</w:t>
+      </w:r>
+      <w:proofErr w:type="spellEnd"/>
+      <w:r>
+        <w:t>(moving, value);</w:t>
+      </w:r>
+    </w:p>
+    <w:p>
+      <w:r>
+        <w:t>}</w:t>
+      </w:r>
+    </w:p>
+    <w:p>
+      <w:r>
+        <w:t>And</w:t>
+      </w:r>
+      <w:r>
+        <w:t>:</w:t>
+      </w:r>
+    </w:p>
+    <w:p>
+      <w:r>
+        <w:t xml:space="preserve">public void </w:t>
+      </w:r>
+      <w:proofErr w:type="spellStart"/>
+      <w:r>
+        <w:t>SetMoveAnimation</w:t>
+      </w:r>
+      <w:proofErr w:type="spellEnd"/>
+      <w:r>
+        <w:t xml:space="preserve">(Vector2 </w:t>
+      </w:r>
+      <w:proofErr w:type="spellStart"/>
+      <w:r>
+        <w:t>dir</w:t>
+      </w:r>
+      <w:proofErr w:type="spellEnd"/>
+      <w:r>
+        <w:t>)</w:t>
+      </w:r>
+    </w:p>
+    <w:p>
+      <w:r>
+        <w:t>{</w:t>
+      </w:r>
+    </w:p>
+    <w:p>
+      <w:r>
+        <w:t xml:space="preserve">    </w:t>
+      </w:r>
+      <w:proofErr w:type="spellStart"/>
+      <w:r>
+        <w:t>animator.SetFloat</w:t>
+      </w:r>
+      <w:proofErr w:type="spellEnd"/>
+      <w:r>
+        <w:t>(</w:t>
+      </w:r>
+      <w:proofErr w:type="spellStart"/>
+      <w:r>
+        <w:t>moveX</w:t>
+      </w:r>
+      <w:proofErr w:type="spellEnd"/>
+      <w:r>
+        <w:t xml:space="preserve">, </w:t>
+      </w:r>
+      <w:proofErr w:type="spellStart"/>
+      <w:r>
+        <w:t>dir.x</w:t>
+      </w:r>
+      <w:proofErr w:type="spellEnd"/>
+      <w:r>
         <w:t>);</w:t>
       </w:r>
-      <w:r>
-        <w:rPr>
-          <w:rFonts w:asciiTheme="minorHAnsi" w:eastAsiaTheme="minorHAnsi" w:hAnsiTheme="minorHAnsi" w:cstheme="minorBidi"/>
-          <w:color w:val="auto"/>
-          <w:sz w:val="24"/>
-          <w:szCs w:val="24"/>
-        </w:rPr>
-        <w:t xml:space="preserve"> </w:t>
-      </w:r>
-    </w:p>
-    <w:p>
-      <w:r>
-        <w:t>We Created the method “</w:t>
-      </w:r>
-      <w:proofErr w:type="spellStart"/>
-      <w:r>
-        <w:t>SetDeadAnimation</w:t>
-      </w:r>
-      <w:proofErr w:type="spellEnd"/>
-      <w:r>
-        <w:t>()”:</w:t>
-      </w:r>
-    </w:p>
-    <w:p>
-      <w:r>
-        <w:t xml:space="preserve">public void </w:t>
-      </w:r>
-      <w:proofErr w:type="spellStart"/>
-      <w:r>
-        <w:t>SetDeadAnimation</w:t>
-      </w:r>
-      <w:proofErr w:type="spellEnd"/>
-      <w:r>
-        <w:t>()</w:t>
-      </w:r>
-    </w:p>
-    <w:p>
-      <w:r>
-        <w:t>{</w:t>
-      </w:r>
     </w:p>
     <w:p>
       <w:r>
@@ -1886,280 +1879,28 @@
       </w:r>
       <w:proofErr w:type="spellStart"/>
       <w:r>
-        <w:t>animator.SetTrigger</w:t>
-      </w:r>
-      <w:proofErr w:type="spellEnd"/>
-      <w:r>
-        <w:t>(dead</w:t>
-      </w:r>
-      <w:proofErr w:type="gramStart"/>
+        <w:t>animator.SetFloat</w:t>
+      </w:r>
+      <w:proofErr w:type="spellEnd"/>
+      <w:r>
+        <w:t>(</w:t>
+      </w:r>
+      <w:proofErr w:type="spellStart"/>
+      <w:r>
+        <w:t>moveY</w:t>
+      </w:r>
+      <w:proofErr w:type="spellEnd"/>
+      <w:r>
+        <w:t xml:space="preserve">, </w:t>
+      </w:r>
+      <w:proofErr w:type="spellStart"/>
+      <w:r>
+        <w:t>dir.y</w:t>
+      </w:r>
+      <w:proofErr w:type="spellEnd"/>
       <w:r>
         <w:t>);</w:t>
       </w:r>
-      <w:proofErr w:type="gramEnd"/>
-    </w:p>
-    <w:p>
-      <w:pPr>
-        <w:rPr>
-          <w:lang w:val="pt-PT"/>
-        </w:rPr>
-      </w:pPr>
-      <w:r>
-        <w:rPr>
-          <w:lang w:val="pt-PT"/>
-        </w:rPr>
-        <w:t>}</w:t>
-      </w:r>
-    </w:p>
-    <w:p>
-      <w:pPr>
-        <w:rPr>
-          <w:lang w:val="pt-PT"/>
-        </w:rPr>
-      </w:pPr>
-    </w:p>
-    <w:p>
-      <w:r>
-        <w:t>And using the same l</w:t>
-      </w:r>
-      <w:r>
-        <w:t>ogic we added the method “</w:t>
-      </w:r>
-      <w:proofErr w:type="spellStart"/>
-      <w:r>
-        <w:t>SetMoveBoolTransition</w:t>
-      </w:r>
-      <w:proofErr w:type="spellEnd"/>
-      <w:r>
-        <w:t>()”:</w:t>
-      </w:r>
-    </w:p>
-    <w:p>
-      <w:r>
-        <w:t xml:space="preserve">public void </w:t>
-      </w:r>
-      <w:proofErr w:type="spellStart"/>
-      <w:r>
-        <w:t>SetMoveBoolTransition</w:t>
-      </w:r>
-      <w:proofErr w:type="spellEnd"/>
-      <w:r>
-        <w:t>(</w:t>
-      </w:r>
-      <w:proofErr w:type="spellStart"/>
-      <w:r>
-        <w:t>bool</w:t>
-      </w:r>
-      <w:proofErr w:type="spellEnd"/>
-      <w:r>
-        <w:t xml:space="preserve"> value)</w:t>
-      </w:r>
-    </w:p>
-    <w:p>
-      <w:pPr>
-        <w:rPr>
-          <w:lang w:val="pt-PT"/>
-        </w:rPr>
-      </w:pPr>
-      <w:r>
-        <w:rPr>
-          <w:lang w:val="pt-PT"/>
-        </w:rPr>
-        <w:t>{</w:t>
-      </w:r>
-    </w:p>
-    <w:p>
-      <w:pPr>
-        <w:rPr>
-          <w:lang w:val="pt-PT"/>
-        </w:rPr>
-      </w:pPr>
-      <w:r>
-        <w:rPr>
-          <w:lang w:val="pt-PT"/>
-        </w:rPr>
-        <w:t xml:space="preserve">    </w:t>
-      </w:r>
-      <w:proofErr w:type="spellStart"/>
-      <w:proofErr w:type="gramStart"/>
-      <w:r>
-        <w:rPr>
-          <w:lang w:val="pt-PT"/>
-        </w:rPr>
-        <w:t>animator.SetBool</w:t>
-      </w:r>
-      <w:proofErr w:type="spellEnd"/>
-      <w:proofErr w:type="gramEnd"/>
-      <w:r>
-        <w:rPr>
-          <w:lang w:val="pt-PT"/>
-        </w:rPr>
-        <w:t>(</w:t>
-      </w:r>
-      <w:proofErr w:type="spellStart"/>
-      <w:r>
-        <w:rPr>
-          <w:lang w:val="pt-PT"/>
-        </w:rPr>
-        <w:t>moving</w:t>
-      </w:r>
-      <w:proofErr w:type="spellEnd"/>
-      <w:r>
-        <w:rPr>
-          <w:lang w:val="pt-PT"/>
-        </w:rPr>
-        <w:t xml:space="preserve">, </w:t>
-      </w:r>
-      <w:proofErr w:type="spellStart"/>
-      <w:r>
-        <w:rPr>
-          <w:lang w:val="pt-PT"/>
-        </w:rPr>
-        <w:t>value</w:t>
-      </w:r>
-      <w:proofErr w:type="spellEnd"/>
-      <w:r>
-        <w:rPr>
-          <w:lang w:val="pt-PT"/>
-        </w:rPr>
-        <w:t>);</w:t>
-      </w:r>
-    </w:p>
-    <w:p>
-      <w:pPr>
-        <w:rPr>
-          <w:lang w:val="pt-PT"/>
-        </w:rPr>
-      </w:pPr>
-      <w:r>
-        <w:rPr>
-          <w:lang w:val="pt-PT"/>
-        </w:rPr>
-        <w:t>}</w:t>
-      </w:r>
-    </w:p>
-    <w:p>
-      <w:pPr>
-        <w:rPr>
-          <w:lang w:val="pt-PT"/>
-        </w:rPr>
-      </w:pPr>
-      <w:proofErr w:type="spellStart"/>
-      <w:r>
-        <w:rPr>
-          <w:lang w:val="pt-PT"/>
-        </w:rPr>
-        <w:t>And</w:t>
-      </w:r>
-      <w:proofErr w:type="spellEnd"/>
-      <w:r>
-        <w:rPr>
-          <w:lang w:val="pt-PT"/>
-        </w:rPr>
-        <w:t xml:space="preserve"> </w:t>
-      </w:r>
-      <w:proofErr w:type="spellStart"/>
-      <w:r>
-        <w:rPr>
-          <w:lang w:val="pt-PT"/>
-        </w:rPr>
-        <w:t>also</w:t>
-      </w:r>
-      <w:proofErr w:type="spellEnd"/>
-      <w:r>
-        <w:rPr>
-          <w:lang w:val="pt-PT"/>
-        </w:rPr>
-        <w:t>:</w:t>
-      </w:r>
-    </w:p>
-    <w:p>
-      <w:r>
-        <w:t xml:space="preserve">public void </w:t>
-      </w:r>
-      <w:proofErr w:type="spellStart"/>
-      <w:r>
-        <w:t>SetMoveAnimation</w:t>
-      </w:r>
-      <w:proofErr w:type="spellEnd"/>
-      <w:r>
-        <w:t xml:space="preserve">(Vector2 </w:t>
-      </w:r>
-      <w:proofErr w:type="spellStart"/>
-      <w:r>
-        <w:t>dir</w:t>
-      </w:r>
-      <w:proofErr w:type="spellEnd"/>
-      <w:r>
-        <w:t>)</w:t>
-      </w:r>
-    </w:p>
-    <w:p>
-      <w:r>
-        <w:t>{</w:t>
-      </w:r>
-    </w:p>
-    <w:p>
-      <w:r>
-        <w:t xml:space="preserve">    </w:t>
-      </w:r>
-      <w:proofErr w:type="spellStart"/>
-      <w:r>
-        <w:t>animator.SetFloat</w:t>
-      </w:r>
-      <w:proofErr w:type="spellEnd"/>
-      <w:r>
-        <w:t>(</w:t>
-      </w:r>
-      <w:proofErr w:type="spellStart"/>
-      <w:r>
-        <w:t>moveX</w:t>
-      </w:r>
-      <w:proofErr w:type="spellEnd"/>
-      <w:r>
-        <w:t xml:space="preserve">, </w:t>
-      </w:r>
-      <w:proofErr w:type="spellStart"/>
-      <w:r>
-        <w:t>dir.x</w:t>
-      </w:r>
-      <w:proofErr w:type="spellEnd"/>
-      <w:proofErr w:type="gramStart"/>
-      <w:r>
-        <w:t>);</w:t>
-      </w:r>
-      <w:proofErr w:type="gramEnd"/>
-    </w:p>
-    <w:p>
-      <w:r>
-        <w:t xml:space="preserve">    </w:t>
-      </w:r>
-      <w:proofErr w:type="spellStart"/>
-      <w:r>
-        <w:t>animator.SetFloat</w:t>
-      </w:r>
-      <w:proofErr w:type="spellEnd"/>
-      <w:r>
-        <w:t>(</w:t>
-      </w:r>
-      <w:proofErr w:type="spellStart"/>
-      <w:r>
-        <w:t>moveY</w:t>
-      </w:r>
-      <w:proofErr w:type="spellEnd"/>
-      <w:r>
-        <w:t xml:space="preserve">, </w:t>
-      </w:r>
-      <w:proofErr w:type="spellStart"/>
-      <w:r>
-        <w:t>dir.y</w:t>
-      </w:r>
-      <w:proofErr w:type="spellEnd"/>
-      <w:proofErr w:type="gramStart"/>
-      <w:r>
-        <w:t>);</w:t>
-      </w:r>
-      <w:proofErr w:type="gramEnd"/>
     </w:p>
     <w:p>
       <w:r>
@@ -2212,7 +1953,6 @@
         <w:t xml:space="preserve"> </w:t>
       </w:r>
       <w:proofErr w:type="spellStart"/>
-      <w:proofErr w:type="gramStart"/>
       <w:r>
         <w:t>playerAnimations</w:t>
       </w:r>
@@ -2220,7 +1960,6 @@
       <w:r>
         <w:t>;</w:t>
       </w:r>
-      <w:proofErr w:type="gramEnd"/>
     </w:p>
     <w:p>
       <w:r>
@@ -2248,50 +1987,81 @@
       </w:r>
       <w:proofErr w:type="spellEnd"/>
       <w:r>
-        <w:t>&gt;(</w:t>
-      </w:r>
-      <w:proofErr w:type="gramStart"/>
+        <w:t>&gt;();</w:t>
+      </w:r>
+    </w:p>
+    <w:p/>
+    <w:p>
+      <w:r>
+        <w:t xml:space="preserve">And on the function </w:t>
+      </w:r>
+      <w:proofErr w:type="spellStart"/>
+      <w:r>
+        <w:t>ReadMovement</w:t>
+      </w:r>
+      <w:proofErr w:type="spellEnd"/>
+      <w:r>
+        <w:t>(), the line “</w:t>
+      </w:r>
+      <w:proofErr w:type="spellStart"/>
+      <w:r>
+        <w:t>SetBool</w:t>
+      </w:r>
+      <w:proofErr w:type="spellEnd"/>
+      <w:r>
+        <w:t xml:space="preserve">” we replaced with the method </w:t>
+      </w:r>
+      <w:proofErr w:type="spellStart"/>
+      <w:r>
+        <w:t>SetMoveBoolTransition</w:t>
+      </w:r>
+      <w:proofErr w:type="spellEnd"/>
+      <w:r>
+        <w:t xml:space="preserve"> that was added previously on </w:t>
+      </w:r>
+      <w:proofErr w:type="spellStart"/>
+      <w:r>
+        <w:t>PlayerAnimations</w:t>
+      </w:r>
+      <w:proofErr w:type="spellEnd"/>
+      <w:r>
+        <w:t xml:space="preserve"> and the Boolean value set to “false”</w:t>
+      </w:r>
+    </w:p>
+    <w:p>
+      <w:r>
+        <w:t xml:space="preserve">Equal as we did outside the “if” block  the functions that use “animator” we substituted to the following functions: </w:t>
+      </w:r>
+    </w:p>
+    <w:p>
+      <w:proofErr w:type="spellStart"/>
+      <w:r>
+        <w:t>playerAnimations.SetMoveBoolTransition</w:t>
+      </w:r>
+      <w:proofErr w:type="spellEnd"/>
+      <w:r>
+        <w:t xml:space="preserve">(true); </w:t>
+      </w:r>
+      <w:proofErr w:type="spellStart"/>
+      <w:r>
+        <w:t>playerAnimations.SetMoveAnimation</w:t>
+      </w:r>
+      <w:proofErr w:type="spellEnd"/>
+      <w:r>
+        <w:t>(</w:t>
+      </w:r>
+      <w:proofErr w:type="spellStart"/>
+      <w:r>
+        <w:t>moveDirection</w:t>
+      </w:r>
+      <w:proofErr w:type="spellEnd"/>
       <w:r>
         <w:t>);</w:t>
       </w:r>
-      <w:proofErr w:type="gramEnd"/>
-    </w:p>
-    <w:p/>
-    <w:p>
-      <w:r>
-        <w:t xml:space="preserve">And on the function </w:t>
-      </w:r>
-      <w:proofErr w:type="spellStart"/>
-      <w:r>
-        <w:t>ReadMovement</w:t>
-      </w:r>
-      <w:proofErr w:type="spellEnd"/>
-      <w:r>
-        <w:t>(), the line “</w:t>
-      </w:r>
-      <w:proofErr w:type="spellStart"/>
-      <w:r>
-        <w:t>SetBool</w:t>
-      </w:r>
-      <w:proofErr w:type="spellEnd"/>
-      <w:r>
-        <w:t xml:space="preserve">” we replaced with the method </w:t>
-      </w:r>
-      <w:proofErr w:type="spellStart"/>
-      <w:r>
-        <w:t>SetMoveBoolTransition</w:t>
-      </w:r>
-      <w:proofErr w:type="spellEnd"/>
-      <w:r>
-        <w:t xml:space="preserve"> that </w:t>
-      </w:r>
-      <w:proofErr w:type="gramStart"/>
-      <w:r>
-        <w:t>was added</w:t>
-      </w:r>
-      <w:proofErr w:type="gramEnd"/>
-      <w:r>
-        <w:t xml:space="preserve"> previously on </w:t>
+    </w:p>
+    <w:p>
+      <w:r>
+        <w:t xml:space="preserve">in PlayerHealth, we created a private variable called </w:t>
       </w:r>
       <w:proofErr w:type="spellStart"/>
       <w:r>
@@ -2299,53 +2069,18 @@
       </w:r>
       <w:proofErr w:type="spellEnd"/>
       <w:r>
-        <w:t xml:space="preserve"> and the Boolean value set to “</w:t>
-      </w:r>
-      <w:proofErr w:type="gramStart"/>
-      <w:r>
-        <w:t>false</w:t>
-      </w:r>
-      <w:proofErr w:type="gramEnd"/>
-      <w:r>
-        <w:t>”</w:t>
-      </w:r>
-    </w:p>
-    <w:p>
-      <w:r>
-        <w:t xml:space="preserve">Equal as we did outside the “if” block  the functions that use “animator” we substituted to the following functions: </w:t>
-      </w:r>
-    </w:p>
-    <w:p>
-      <w:proofErr w:type="spellStart"/>
-      <w:r>
-        <w:t>playerAnimations.SetMoveBoolTransition</w:t>
-      </w:r>
-      <w:proofErr w:type="spellEnd"/>
-      <w:r>
-        <w:t xml:space="preserve">(true); </w:t>
-      </w:r>
-      <w:proofErr w:type="spellStart"/>
-      <w:r>
-        <w:t>playerAnimations.SetMoveAnimation</w:t>
-      </w:r>
-      <w:proofErr w:type="spellEnd"/>
-      <w:r>
-        <w:t>(</w:t>
-      </w:r>
-      <w:proofErr w:type="spellStart"/>
-      <w:r>
-        <w:t>moveDirection</w:t>
-      </w:r>
-      <w:proofErr w:type="spellEnd"/>
-      <w:proofErr w:type="gramStart"/>
-      <w:r>
-        <w:t>);</w:t>
-      </w:r>
-      <w:proofErr w:type="gramEnd"/>
-    </w:p>
-    <w:p>
-      <w:r>
-        <w:t xml:space="preserve">in PlayerHealth, we created a private variable called </w:t>
+        <w:t xml:space="preserve"> making sure we used </w:t>
+      </w:r>
+      <w:proofErr w:type="spellStart"/>
+      <w:r>
+        <w:t>GetComponent</w:t>
+      </w:r>
+      <w:proofErr w:type="spellEnd"/>
+      <w:r>
+        <w:t xml:space="preserve">() as we been using on this whole lab: </w:t>
+      </w:r>
+      <w:r>
+        <w:t xml:space="preserve">    private </w:t>
       </w:r>
       <w:proofErr w:type="spellStart"/>
       <w:r>
@@ -2353,7 +2088,28 @@
       </w:r>
       <w:proofErr w:type="spellEnd"/>
       <w:r>
-        <w:t xml:space="preserve"> making sure we used </w:t>
+        <w:t xml:space="preserve"> </w:t>
+      </w:r>
+      <w:proofErr w:type="spellStart"/>
+      <w:r>
+        <w:t>playerAnimations</w:t>
+      </w:r>
+      <w:proofErr w:type="spellEnd"/>
+      <w:r>
+        <w:t>;</w:t>
+      </w:r>
+    </w:p>
+    <w:p>
+      <w:r>
+        <w:t xml:space="preserve">        </w:t>
+      </w:r>
+      <w:proofErr w:type="spellStart"/>
+      <w:r>
+        <w:t>playerAnimations</w:t>
+      </w:r>
+      <w:proofErr w:type="spellEnd"/>
+      <w:r>
+        <w:t xml:space="preserve"> = </w:t>
       </w:r>
       <w:proofErr w:type="spellStart"/>
       <w:r>
@@ -2361,10 +2117,7 @@
       </w:r>
       <w:proofErr w:type="spellEnd"/>
       <w:r>
-        <w:t xml:space="preserve">() as we been using on this whole lab: </w:t>
-      </w:r>
-      <w:r>
-        <w:t xml:space="preserve">    private </w:t>
+        <w:t>&lt;</w:t>
       </w:r>
       <w:proofErr w:type="spellStart"/>
       <w:r>
@@ -2372,80 +2125,7 @@
       </w:r>
       <w:proofErr w:type="spellEnd"/>
       <w:r>
-        <w:t xml:space="preserve"> </w:t>
-      </w:r>
-      <w:proofErr w:type="spellStart"/>
-      <w:proofErr w:type="gramStart"/>
-      <w:r>
-        <w:t>playerAnimations</w:t>
-      </w:r>
-      <w:proofErr w:type="spellEnd"/>
-      <w:r>
-        <w:t>;</w:t>
-      </w:r>
-      <w:proofErr w:type="gramEnd"/>
-    </w:p>
-    <w:p>
-      <w:pPr>
-        <w:rPr>
-          <w:lang w:val="pt-PT"/>
-        </w:rPr>
-      </w:pPr>
-      <w:r>
-        <w:rPr>
-          <w:lang w:val="pt-PT"/>
-        </w:rPr>
-        <w:t xml:space="preserve">        </w:t>
-      </w:r>
-      <w:proofErr w:type="spellStart"/>
-      <w:r>
-        <w:rPr>
-          <w:lang w:val="pt-PT"/>
-        </w:rPr>
-        <w:t>playerAnimations</w:t>
-      </w:r>
-      <w:proofErr w:type="spellEnd"/>
-      <w:r>
-        <w:rPr>
-          <w:lang w:val="pt-PT"/>
-        </w:rPr>
-        <w:t xml:space="preserve"> = </w:t>
-      </w:r>
-      <w:proofErr w:type="spellStart"/>
-      <w:r>
-        <w:rPr>
-          <w:lang w:val="pt-PT"/>
-        </w:rPr>
-        <w:t>GetComponent</w:t>
-      </w:r>
-      <w:proofErr w:type="spellEnd"/>
-      <w:r>
-        <w:rPr>
-          <w:lang w:val="pt-PT"/>
-        </w:rPr>
-        <w:t>&lt;</w:t>
-      </w:r>
-      <w:proofErr w:type="spellStart"/>
-      <w:r>
-        <w:rPr>
-          <w:lang w:val="pt-PT"/>
-        </w:rPr>
-        <w:t>PlayerAnimations</w:t>
-      </w:r>
-      <w:proofErr w:type="spellEnd"/>
-      <w:proofErr w:type="gramStart"/>
-      <w:r>
-        <w:rPr>
-          <w:lang w:val="pt-PT"/>
-        </w:rPr>
-        <w:t>&gt;(</w:t>
-      </w:r>
-      <w:proofErr w:type="gramEnd"/>
-      <w:r>
-        <w:rPr>
-          <w:lang w:val="pt-PT"/>
-        </w:rPr>
-        <w:t>);</w:t>
+        <w:t>&gt;();</w:t>
       </w:r>
     </w:p>
     <w:p/>
@@ -2485,136 +2165,58 @@
           <w:lang w:val="pt-PT"/>
         </w:rPr>
       </w:pPr>
-      <w:proofErr w:type="spellStart"/>
       <w:r>
         <w:rPr>
           <w:lang w:val="pt-PT"/>
         </w:rPr>
-        <w:t>public</w:t>
-      </w:r>
-      <w:proofErr w:type="spellEnd"/>
-      <w:r>
+        <w:t>public void PlayerDead()</w:t>
+      </w:r>
+    </w:p>
+    <w:p>
+      <w:pPr>
         <w:rPr>
           <w:lang w:val="pt-PT"/>
         </w:rPr>
-        <w:t xml:space="preserve"> </w:t>
-      </w:r>
-      <w:proofErr w:type="spellStart"/>
+      </w:pPr>
       <w:r>
         <w:rPr>
           <w:lang w:val="pt-PT"/>
         </w:rPr>
-        <w:t>void</w:t>
-      </w:r>
-      <w:proofErr w:type="spellEnd"/>
-      <w:r>
+        <w:t>{</w:t>
+      </w:r>
+    </w:p>
+    <w:p>
+      <w:pPr>
         <w:rPr>
           <w:lang w:val="pt-PT"/>
         </w:rPr>
-        <w:t xml:space="preserve"> </w:t>
-      </w:r>
-      <w:proofErr w:type="spellStart"/>
-      <w:proofErr w:type="gramStart"/>
+      </w:pPr>
       <w:r>
         <w:rPr>
           <w:lang w:val="pt-PT"/>
         </w:rPr>
-        <w:t>PlayerDead</w:t>
-      </w:r>
-      <w:proofErr w:type="spellEnd"/>
+        <w:t xml:space="preserve">    Debug.Log("Jogador Derrotado");</w:t>
+      </w:r>
+    </w:p>
+    <w:p>
       <w:r>
         <w:rPr>
           <w:lang w:val="pt-PT"/>
         </w:rPr>
-        <w:t>(</w:t>
-      </w:r>
-      <w:proofErr w:type="gramEnd"/>
-      <w:r>
-        <w:rPr>
-          <w:lang w:val="pt-PT"/>
-        </w:rPr>
-        <w:t>)</w:t>
-      </w:r>
-    </w:p>
-    <w:p>
-      <w:pPr>
-        <w:rPr>
-          <w:lang w:val="pt-PT"/>
-        </w:rPr>
-      </w:pPr>
-      <w:r>
-        <w:rPr>
-          <w:lang w:val="pt-PT"/>
-        </w:rPr>
-        <w:t>{</w:t>
-      </w:r>
-    </w:p>
-    <w:p>
-      <w:pPr>
-        <w:rPr>
-          <w:lang w:val="pt-PT"/>
-        </w:rPr>
-      </w:pPr>
-      <w:r>
-        <w:rPr>
-          <w:lang w:val="pt-PT"/>
-        </w:rPr>
         <w:t xml:space="preserve">    </w:t>
       </w:r>
       <w:proofErr w:type="spellStart"/>
       <w:r>
-        <w:rPr>
-          <w:lang w:val="pt-PT"/>
-        </w:rPr>
-        <w:t>Debug.Log</w:t>
-      </w:r>
-      <w:proofErr w:type="spellEnd"/>
-      <w:r>
-        <w:rPr>
-          <w:lang w:val="pt-PT"/>
-        </w:rPr>
-        <w:t>("Jogador Derrotado");</w:t>
-      </w:r>
-    </w:p>
-    <w:p>
-      <w:pPr>
-        <w:rPr>
-          <w:lang w:val="pt-PT"/>
-        </w:rPr>
-      </w:pPr>
-      <w:r>
-        <w:rPr>
-          <w:lang w:val="pt-PT"/>
-        </w:rPr>
-        <w:t xml:space="preserve">    </w:t>
-      </w:r>
-      <w:proofErr w:type="spellStart"/>
-      <w:r>
-        <w:rPr>
-          <w:lang w:val="pt-PT"/>
-        </w:rPr>
         <w:t>playerAnimations.SetDeadAnimation</w:t>
       </w:r>
       <w:proofErr w:type="spellEnd"/>
       <w:r>
-        <w:rPr>
-          <w:lang w:val="pt-PT"/>
-        </w:rPr>
         <w:t>();</w:t>
       </w:r>
     </w:p>
-    <w:p>
-      <w:pPr>
-        <w:rPr>
-          <w:lang w:val="pt-PT"/>
-        </w:rPr>
-      </w:pPr>
-    </w:p>
-    <w:p>
-      <w:r>
-        <w:rPr>
-          <w:lang w:val="pt-PT"/>
-        </w:rPr>
+    <w:p/>
+    <w:p>
+      <w:r>
         <w:t>}</w:t>
       </w:r>
     </w:p>
@@ -2630,7 +2232,322 @@
       <w:bookmarkEnd w:id="4"/>
     </w:p>
     <w:p/>
-    <w:p/>
+    <w:p>
+      <w:pPr>
+        <w:tabs>
+          <w:tab w:val="left" w:pos="3396"/>
+        </w:tabs>
+      </w:pPr>
+      <w:r>
+        <w:t xml:space="preserve">In the folder </w:t>
+      </w:r>
+      <w:r>
+        <w:t>“Player” w</w:t>
+      </w:r>
+      <w:r>
+        <w:t xml:space="preserve">e created a new class named “Player” and inside this class we created a new private variable named </w:t>
+      </w:r>
+      <w:proofErr w:type="spellStart"/>
+      <w:r>
+        <w:t>PlayerStats</w:t>
+      </w:r>
+      <w:proofErr w:type="spellEnd"/>
+      <w:r>
+        <w:t xml:space="preserve"> that can be </w:t>
+      </w:r>
+      <w:r>
+        <w:t>observed in the inspector:</w:t>
+      </w:r>
+    </w:p>
+    <w:p>
+      <w:pPr>
+        <w:tabs>
+          <w:tab w:val="left" w:pos="3396"/>
+        </w:tabs>
+      </w:pPr>
+      <w:r>
+        <w:t>[</w:t>
+      </w:r>
+      <w:proofErr w:type="spellStart"/>
+      <w:r>
+        <w:t>SerializeField</w:t>
+      </w:r>
+      <w:proofErr w:type="spellEnd"/>
+      <w:r>
+        <w:t xml:space="preserve">]private </w:t>
+      </w:r>
+      <w:proofErr w:type="spellStart"/>
+      <w:r>
+        <w:t>PlayerStats</w:t>
+      </w:r>
+      <w:proofErr w:type="spellEnd"/>
+      <w:r>
+        <w:t xml:space="preserve"> </w:t>
+      </w:r>
+      <w:proofErr w:type="spellStart"/>
+      <w:r>
+        <w:t>playerStats</w:t>
+      </w:r>
+      <w:proofErr w:type="spellEnd"/>
+      <w:r>
+        <w:t>;</w:t>
+      </w:r>
+    </w:p>
+    <w:p>
+      <w:pPr>
+        <w:tabs>
+          <w:tab w:val="left" w:pos="3396"/>
+        </w:tabs>
+      </w:pPr>
+    </w:p>
+    <w:p>
+      <w:pPr>
+        <w:tabs>
+          <w:tab w:val="left" w:pos="3396"/>
+        </w:tabs>
+      </w:pPr>
+      <w:r>
+        <w:t>Below this variable we added the following line:</w:t>
+      </w:r>
+    </w:p>
+    <w:p>
+      <w:pPr>
+        <w:tabs>
+          <w:tab w:val="left" w:pos="3396"/>
+        </w:tabs>
+      </w:pPr>
+      <w:r>
+        <w:t xml:space="preserve">public </w:t>
+      </w:r>
+      <w:proofErr w:type="spellStart"/>
+      <w:r>
+        <w:t>PlayerStats</w:t>
+      </w:r>
+      <w:proofErr w:type="spellEnd"/>
+      <w:r>
+        <w:t xml:space="preserve"> Stats =&gt;</w:t>
+      </w:r>
+      <w:r>
+        <w:t xml:space="preserve"> </w:t>
+      </w:r>
+      <w:proofErr w:type="spellStart"/>
+      <w:r>
+        <w:t>playerStats</w:t>
+      </w:r>
+      <w:proofErr w:type="spellEnd"/>
+      <w:r>
+        <w:t>;</w:t>
+      </w:r>
+    </w:p>
+    <w:p>
+      <w:pPr>
+        <w:tabs>
+          <w:tab w:val="left" w:pos="3396"/>
+        </w:tabs>
+      </w:pPr>
+    </w:p>
+    <w:p>
+      <w:pPr>
+        <w:tabs>
+          <w:tab w:val="left" w:pos="3396"/>
+        </w:tabs>
+      </w:pPr>
+      <w:r>
+        <w:t>this lambda class allows other classes to access this variable, even though its private</w:t>
+      </w:r>
+    </w:p>
+    <w:p>
+      <w:pPr>
+        <w:tabs>
+          <w:tab w:val="left" w:pos="3396"/>
+        </w:tabs>
+      </w:pPr>
+      <w:r>
+        <w:t xml:space="preserve">Inside the class </w:t>
+      </w:r>
+      <w:proofErr w:type="spellStart"/>
+      <w:r>
+        <w:t>PlayerMovement</w:t>
+      </w:r>
+      <w:proofErr w:type="spellEnd"/>
+      <w:r>
+        <w:t xml:space="preserve"> we added a new private </w:t>
+      </w:r>
+      <w:proofErr w:type="spellStart"/>
+      <w:r>
+        <w:t>variable”Player</w:t>
+      </w:r>
+      <w:proofErr w:type="spellEnd"/>
+      <w:r>
+        <w:t>”</w:t>
+      </w:r>
+    </w:p>
+    <w:p>
+      <w:pPr>
+        <w:tabs>
+          <w:tab w:val="left" w:pos="3396"/>
+        </w:tabs>
+      </w:pPr>
+      <w:r>
+        <w:t xml:space="preserve">Inside </w:t>
+      </w:r>
+      <w:r>
+        <w:t xml:space="preserve">Awake()  in the same class we used </w:t>
+      </w:r>
+      <w:proofErr w:type="spellStart"/>
+      <w:r>
+        <w:t>GetComponent</w:t>
+      </w:r>
+      <w:proofErr w:type="spellEnd"/>
+      <w:r>
+        <w:t xml:space="preserve"> to get the component of “Player”</w:t>
+      </w:r>
+      <w:r>
+        <w:t xml:space="preserve">: </w:t>
+      </w:r>
+      <w:r>
+        <w:t xml:space="preserve">player = </w:t>
+      </w:r>
+      <w:proofErr w:type="spellStart"/>
+      <w:r>
+        <w:t>GetComponent</w:t>
+      </w:r>
+      <w:proofErr w:type="spellEnd"/>
+      <w:r>
+        <w:t>&lt;Player&gt;();</w:t>
+      </w:r>
+    </w:p>
+    <w:p>
+      <w:pPr>
+        <w:tabs>
+          <w:tab w:val="left" w:pos="3396"/>
+        </w:tabs>
+      </w:pPr>
+      <w:r>
+        <w:t xml:space="preserve">In the method Move() above the calculation of movement we created an if block that checks if the health associated to </w:t>
+      </w:r>
+      <w:proofErr w:type="spellStart"/>
+      <w:r>
+        <w:t>PlayerStats</w:t>
+      </w:r>
+      <w:proofErr w:type="spellEnd"/>
+      <w:r>
+        <w:t xml:space="preserve"> is equal or zero, if yes it returns </w:t>
+      </w:r>
+      <w:proofErr w:type="spellStart"/>
+      <w:r>
+        <w:t>a</w:t>
+      </w:r>
+      <w:proofErr w:type="spellEnd"/>
+      <w:r>
+        <w:t xml:space="preserve"> empty value: </w:t>
+      </w:r>
+    </w:p>
+    <w:p>
+      <w:pPr>
+        <w:tabs>
+          <w:tab w:val="left" w:pos="3396"/>
+        </w:tabs>
+      </w:pPr>
+    </w:p>
+    <w:p>
+      <w:pPr>
+        <w:tabs>
+          <w:tab w:val="left" w:pos="3396"/>
+        </w:tabs>
+      </w:pPr>
+    </w:p>
+    <w:p>
+      <w:pPr>
+        <w:tabs>
+          <w:tab w:val="left" w:pos="3396"/>
+        </w:tabs>
+      </w:pPr>
+    </w:p>
+    <w:p>
+      <w:pPr>
+        <w:tabs>
+          <w:tab w:val="left" w:pos="3396"/>
+        </w:tabs>
+      </w:pPr>
+      <w:r>
+        <w:t xml:space="preserve">if ( </w:t>
+      </w:r>
+      <w:proofErr w:type="spellStart"/>
+      <w:r>
+        <w:t>player.Stats.Health</w:t>
+      </w:r>
+      <w:proofErr w:type="spellEnd"/>
+      <w:r>
+        <w:t xml:space="preserve"> &lt;=0 )</w:t>
+      </w:r>
+    </w:p>
+    <w:p>
+      <w:pPr>
+        <w:tabs>
+          <w:tab w:val="left" w:pos="3396"/>
+        </w:tabs>
+      </w:pPr>
+      <w:r>
+        <w:t>{</w:t>
+      </w:r>
+    </w:p>
+    <w:p>
+      <w:pPr>
+        <w:tabs>
+          <w:tab w:val="left" w:pos="3396"/>
+        </w:tabs>
+      </w:pPr>
+      <w:r>
+        <w:t xml:space="preserve">    return;</w:t>
+      </w:r>
+    </w:p>
+    <w:p>
+      <w:pPr>
+        <w:tabs>
+          <w:tab w:val="left" w:pos="3396"/>
+        </w:tabs>
+      </w:pPr>
+      <w:r>
+        <w:t>}</w:t>
+      </w:r>
+    </w:p>
+    <w:p>
+      <w:pPr>
+        <w:tabs>
+          <w:tab w:val="left" w:pos="3396"/>
+        </w:tabs>
+      </w:pPr>
+      <w:r>
+        <w:t xml:space="preserve">Then we associated the script Player to the Player’s </w:t>
+      </w:r>
+      <w:proofErr w:type="spellStart"/>
+      <w:r>
+        <w:t>GameObject</w:t>
+      </w:r>
+      <w:proofErr w:type="spellEnd"/>
+      <w:r>
+        <w:t xml:space="preserve"> and associated the </w:t>
+      </w:r>
+      <w:proofErr w:type="spellStart"/>
+      <w:r>
+        <w:t>ScriptableObject</w:t>
+      </w:r>
+      <w:proofErr w:type="spellEnd"/>
+      <w:r>
+        <w:t xml:space="preserve"> “Player Stats”;</w:t>
+      </w:r>
+    </w:p>
+    <w:p>
+      <w:pPr>
+        <w:tabs>
+          <w:tab w:val="left" w:pos="3396"/>
+        </w:tabs>
+      </w:pPr>
+      <w:r>
+        <w:t>Then we verified that the player is being defeated and he cant move anymore when he is dead.</w:t>
+      </w:r>
+    </w:p>
     <w:p/>
     <w:p/>
     <w:p/>
@@ -4530,6 +4447,37 @@
       </w:tblBorders>
     </w:tblPr>
   </w:style>
+  <w:style w:type="paragraph" w:styleId="HTMLPreformatted">
+    <w:name w:val="HTML Preformatted"/>
+    <w:basedOn w:val="Normal"/>
+    <w:link w:val="HTMLPreformattedChar"/>
+    <w:uiPriority w:val="99"/>
+    <w:semiHidden/>
+    <w:unhideWhenUsed/>
+    <w:rsid w:val="007964ED"/>
+    <w:pPr>
+      <w:spacing w:after="0" w:line="240" w:lineRule="auto"/>
+    </w:pPr>
+    <w:rPr>
+      <w:rFonts w:ascii="Consolas" w:hAnsi="Consolas"/>
+      <w:sz w:val="20"/>
+      <w:szCs w:val="20"/>
+    </w:rPr>
+  </w:style>
+  <w:style w:type="character" w:customStyle="1" w:styleId="HTMLPreformattedChar">
+    <w:name w:val="HTML Preformatted Char"/>
+    <w:basedOn w:val="DefaultParagraphFont"/>
+    <w:link w:val="HTMLPreformatted"/>
+    <w:uiPriority w:val="99"/>
+    <w:semiHidden/>
+    <w:rsid w:val="007964ED"/>
+    <w:rPr>
+      <w:rFonts w:ascii="Consolas" w:hAnsi="Consolas"/>
+      <w:sz w:val="20"/>
+      <w:szCs w:val="20"/>
+      <w:lang w:val="en-US"/>
+    </w:rPr>
+  </w:style>
 </w:styles>
 </file>
 
@@ -4717,6 +4665,16 @@
 </file>
 
 <file path=customXml/item2.xml><?xml version="1.0" encoding="utf-8"?>
+<p:properties xmlns:p="http://schemas.microsoft.com/office/2006/metadata/properties" xmlns:xsi="http://www.w3.org/2001/XMLSchema-instance" xmlns:pc="http://schemas.microsoft.com/office/infopath/2007/PartnerControls">
+  <documentManagement/>
+</p:properties>
+</file>
+
+<file path=customXml/item3.xml><?xml version="1.0" encoding="utf-8"?>
+<b:Sources xmlns:b="http://schemas.openxmlformats.org/officeDocument/2006/bibliography" xmlns="http://schemas.openxmlformats.org/officeDocument/2006/bibliography" SelectedStyle="\APASixthEditionOfficeOnline.xsl" StyleName="APA" Version="6"/>
+</file>
+
+<file path=customXml/item4.xml><?xml version="1.0" encoding="utf-8"?>
 <ct:contentTypeSchema xmlns:ct="http://schemas.microsoft.com/office/2006/metadata/contentType" xmlns:ma="http://schemas.microsoft.com/office/2006/metadata/properties/metaAttributes" ct:_="" ma:_="" ma:contentTypeName="Documento" ma:contentTypeID="0x01010075347171A7665F4FACFDA6B8B9207D49" ma:contentTypeVersion="4" ma:contentTypeDescription="Criar um novo documento." ma:contentTypeScope="" ma:versionID="45d261784afe9dc88f15e54461c4fab5">
   <xsd:schema xmlns:xsd="http://www.w3.org/2001/XMLSchema" xmlns:xs="http://www.w3.org/2001/XMLSchema" xmlns:p="http://schemas.microsoft.com/office/2006/metadata/properties" xmlns:ns3="f6596376-40ac-4eca-8a96-6b4369ae469a" targetNamespace="http://schemas.microsoft.com/office/2006/metadata/properties" ma:root="true" ma:fieldsID="7383c7b5f5a44988db85bf5b4f6486bd" ns3:_="">
     <xsd:import namespace="f6596376-40ac-4eca-8a96-6b4369ae469a"/>
@@ -4860,16 +4818,6 @@
 </ct:contentTypeSchema>
 </file>
 
-<file path=customXml/item3.xml><?xml version="1.0" encoding="utf-8"?>
-<b:Sources xmlns:b="http://schemas.openxmlformats.org/officeDocument/2006/bibliography" xmlns="http://schemas.openxmlformats.org/officeDocument/2006/bibliography" SelectedStyle="\APASixthEditionOfficeOnline.xsl" StyleName="APA" Version="6"/>
-</file>
-
-<file path=customXml/item4.xml><?xml version="1.0" encoding="utf-8"?>
-<p:properties xmlns:p="http://schemas.microsoft.com/office/2006/metadata/properties" xmlns:xsi="http://www.w3.org/2001/XMLSchema-instance" xmlns:pc="http://schemas.microsoft.com/office/infopath/2007/PartnerControls">
-  <documentManagement/>
-</p:properties>
-</file>
-
 <file path=customXml/itemProps1.xml><?xml version="1.0" encoding="utf-8"?>
 <ds:datastoreItem xmlns:ds="http://schemas.openxmlformats.org/officeDocument/2006/customXml" ds:itemID="{CE6725FB-8A24-42A1-91D9-CC80FF69F59A}">
   <ds:schemaRefs>
@@ -4879,6 +4827,23 @@
 </file>
 
 <file path=customXml/itemProps2.xml><?xml version="1.0" encoding="utf-8"?>
+<ds:datastoreItem xmlns:ds="http://schemas.openxmlformats.org/officeDocument/2006/customXml" ds:itemID="{25960025-564A-45B0-9CE5-099969EE5F2A}">
+  <ds:schemaRefs>
+    <ds:schemaRef ds:uri="http://schemas.microsoft.com/office/2006/metadata/properties"/>
+    <ds:schemaRef ds:uri="http://schemas.microsoft.com/office/infopath/2007/PartnerControls"/>
+  </ds:schemaRefs>
+</ds:datastoreItem>
+</file>
+
+<file path=customXml/itemProps3.xml><?xml version="1.0" encoding="utf-8"?>
+<ds:datastoreItem xmlns:ds="http://schemas.openxmlformats.org/officeDocument/2006/customXml" ds:itemID="{C6683BB4-C6EC-40E0-B028-78A5D124CA9C}">
+  <ds:schemaRefs>
+    <ds:schemaRef ds:uri="http://schemas.openxmlformats.org/officeDocument/2006/bibliography"/>
+  </ds:schemaRefs>
+</ds:datastoreItem>
+</file>
+
+<file path=customXml/itemProps4.xml><?xml version="1.0" encoding="utf-8"?>
 <ds:datastoreItem xmlns:ds="http://schemas.openxmlformats.org/officeDocument/2006/customXml" ds:itemID="{8E7CACE5-FB4F-4261-8A0D-274EC17BD406}">
   <ds:schemaRefs>
     <ds:schemaRef ds:uri="http://schemas.microsoft.com/office/2006/metadata/contentType"/>
@@ -4894,21 +4859,4 @@
     <ds:schemaRef ds:uri="http://schemas.microsoft.com/internal/obd"/>
   </ds:schemaRefs>
 </ds:datastoreItem>
-</file>
-
-<file path=customXml/itemProps3.xml><?xml version="1.0" encoding="utf-8"?>
-<ds:datastoreItem xmlns:ds="http://schemas.openxmlformats.org/officeDocument/2006/customXml" ds:itemID="{C6683BB4-C6EC-40E0-B028-78A5D124CA9C}">
-  <ds:schemaRefs>
-    <ds:schemaRef ds:uri="http://schemas.openxmlformats.org/officeDocument/2006/bibliography"/>
-  </ds:schemaRefs>
-</ds:datastoreItem>
-</file>
-
-<file path=customXml/itemProps4.xml><?xml version="1.0" encoding="utf-8"?>
-<ds:datastoreItem xmlns:ds="http://schemas.openxmlformats.org/officeDocument/2006/customXml" ds:itemID="{25960025-564A-45B0-9CE5-099969EE5F2A}">
-  <ds:schemaRefs>
-    <ds:schemaRef ds:uri="http://schemas.microsoft.com/office/2006/metadata/properties"/>
-    <ds:schemaRef ds:uri="http://schemas.microsoft.com/office/infopath/2007/PartnerControls"/>
-  </ds:schemaRefs>
-</ds:datastoreItem>
 </file>